--- a/images/Bolich_Suzanna_CoverLetter.docx
+++ b/images/Bolich_Suzanna_CoverLetter.docx
@@ -3,130 +3,214 @@
 <w:document xmlns:wpc="http://schemas.microsoft.com/office/word/2010/wordprocessingCanvas" xmlns:cx="http://schemas.microsoft.com/office/drawing/2014/chartex" xmlns:cx1="http://schemas.microsoft.com/office/drawing/2015/9/8/chartex" xmlns:cx2="http://schemas.microsoft.com/office/drawing/2015/10/21/chartex" xmlns:cx3="http://schemas.microsoft.com/office/drawing/2016/5/9/chartex" xmlns:cx4="http://schemas.microsoft.com/office/drawing/2016/5/10/chartex" xmlns:cx5="http://schemas.microsoft.com/office/drawing/2016/5/11/chartex" xmlns:cx6="http://schemas.microsoft.com/office/drawing/2016/5/12/chartex" xmlns:cx7="http://schemas.microsoft.com/office/drawing/2016/5/13/chartex" xmlns:cx8="http://schemas.microsoft.com/office/drawing/2016/5/14/chartex" xmlns:mc="http://schemas.openxmlformats.org/markup-compatibility/2006" xmlns:aink="http://schemas.microsoft.com/office/drawing/2016/ink" xmlns:am3d="http://schemas.microsoft.com/office/drawing/2017/model3d" xmlns:o="urn:schemas-microsoft-com:office:office" xmlns:oel="http://schemas.microsoft.com/office/2019/extlst" xmlns:r="http://schemas.openxmlformats.org/officeDocument/2006/relationships" xmlns:m="http://schemas.openxmlformats.org/officeDocument/2006/math" xmlns:v="urn:schemas-microsoft-com:vml" xmlns:wp14="http://schemas.microsoft.com/office/word/2010/wordprocessingDrawing" xmlns:wp="http://schemas.openxmlformats.org/drawingml/2006/wordprocessingDrawing" xmlns:w10="urn:schemas-microsoft-com:office:word" xmlns:w="http://schemas.openxmlformats.org/wordprocessingml/2006/main" xmlns:w14="http://schemas.microsoft.com/office/word/2010/wordml" xmlns:w15="http://schemas.microsoft.com/office/word/2012/wordml" xmlns:w16cex="http://schemas.microsoft.com/office/word/2018/wordml/cex" xmlns:w16cid="http://schemas.microsoft.com/office/word/2016/wordml/cid" xmlns:w16="http://schemas.microsoft.com/office/word/2018/wordml" xmlns:w16du="http://schemas.microsoft.com/office/word/2023/wordml/word16du" xmlns:w16sdtdh="http://schemas.microsoft.com/office/word/2020/wordml/sdtdatahash" xmlns:w16sdtfl="http://schemas.microsoft.com/office/word/2024/wordml/sdtformatlock" xmlns:w16se="http://schemas.microsoft.com/office/word/2015/wordml/symex" xmlns:wpg="http://schemas.microsoft.com/office/word/2010/wordprocessingGroup" xmlns:wpi="http://schemas.microsoft.com/office/word/2010/wordprocessingInk" xmlns:wne="http://schemas.microsoft.com/office/word/2006/wordml" xmlns:wps="http://schemas.microsoft.com/office/word/2010/wordprocessingShape" mc:Ignorable="w14 w15 w16se w16cid w16 w16cex w16sdtdh w16sdtfl w16du wp14">
   <w:body>
     <w:p>
+      <w:pPr>
+        <w:spacing w:after="22" w:line="259" w:lineRule="auto"/>
+        <w:ind w:left="-5" w:right="0"/>
+      </w:pPr>
       <w:r>
         <w:rPr>
           <w:b/>
-          <w:bCs/>
         </w:rPr>
         <w:t>Suzanna Bolich</w:t>
       </w:r>
       <w:r>
-        <w:br/>
-        <w:t>Columbus, OH</w:t>
-      </w:r>
-      <w:r>
-        <w:br/>
-        <w:t>(614) 500-0926</w:t>
-      </w:r>
-      <w:r>
-        <w:br/>
-        <w:t>suzannaly@y</w:t>
-      </w:r>
-      <w:r>
-        <w:t>mail</w:t>
-      </w:r>
-      <w:r>
-        <w:t>.com</w:t>
-      </w:r>
-    </w:p>
-    <w:p>
-      <w:r>
-        <w:t>2/08/2026</w:t>
-      </w:r>
-    </w:p>
-    <w:p>
-      <w:r>
-        <w:t>Hiring Manager</w:t>
-      </w:r>
-      <w:r>
-        <w:br/>
-        <w:t>[Organization Name]</w:t>
-      </w:r>
-      <w:r>
-        <w:br/>
-        <w:t>[Address]</w:t>
-      </w:r>
-    </w:p>
-    <w:p>
+        <w:t xml:space="preserve"> </w:t>
+      </w:r>
+    </w:p>
+    <w:p>
+      <w:pPr>
+        <w:spacing w:after="0"/>
+        <w:ind w:left="-5" w:right="0"/>
+      </w:pPr>
+      <w:r>
+        <w:t>Columbus, OH | (614) 500-0926</w:t>
+      </w:r>
+    </w:p>
+    <w:p>
+      <w:pPr>
+        <w:spacing w:after="0"/>
+        <w:ind w:left="-5" w:right="0"/>
+      </w:pPr>
+      <w:hyperlink r:id="rId4" w:history="1">
+        <w:r>
+          <w:rPr>
+            <w:rStyle w:val="Hyperlink"/>
+          </w:rPr>
+          <w:t>suzannaly@ymail.com</w:t>
+        </w:r>
+      </w:hyperlink>
+      <w:r>
+        <w:t xml:space="preserve"> </w:t>
+      </w:r>
+    </w:p>
+    <w:p>
+      <w:pPr>
+        <w:spacing w:after="0"/>
+        <w:ind w:left="-5" w:right="0"/>
+      </w:pPr>
+      <w:r>
+        <w:t>linkedin.com/in/</w:t>
+      </w:r>
+      <w:proofErr w:type="spellStart"/>
+      <w:r>
+        <w:t>suzanna-bolich</w:t>
+      </w:r>
+      <w:proofErr w:type="spellEnd"/>
+      <w:r>
+        <w:t xml:space="preserve"> </w:t>
+      </w:r>
+    </w:p>
+    <w:p>
+      <w:pPr>
+        <w:spacing w:after="0"/>
+        <w:ind w:left="-5" w:right="0"/>
+      </w:pPr>
+      <w:r>
+        <w:t>sbolich.com</w:t>
+      </w:r>
+    </w:p>
+    <w:p>
+      <w:pPr>
+        <w:spacing w:after="0"/>
+        <w:ind w:left="-5" w:right="0"/>
+      </w:pPr>
+    </w:p>
+    <w:p>
+      <w:pPr>
+        <w:ind w:left="-5" w:right="0"/>
+      </w:pPr>
+      <w:r>
+        <w:t>May 15, 2026</w:t>
+      </w:r>
+      <w:r>
+        <w:t xml:space="preserve"> </w:t>
+      </w:r>
+    </w:p>
+    <w:p>
+      <w:pPr>
+        <w:spacing w:after="15"/>
+        <w:ind w:left="-5" w:right="0"/>
+      </w:pPr>
+      <w:r>
+        <w:t xml:space="preserve">Hiring Manager </w:t>
+      </w:r>
+    </w:p>
+    <w:p>
+      <w:pPr>
+        <w:spacing w:after="12"/>
+        <w:ind w:left="-5" w:right="0"/>
+      </w:pPr>
+      <w:r>
+        <w:t xml:space="preserve">[Organization Name] </w:t>
+      </w:r>
+    </w:p>
+    <w:p>
+      <w:pPr>
+        <w:ind w:left="-5" w:right="0"/>
+      </w:pPr>
+      <w:r>
+        <w:t xml:space="preserve">[Address] </w:t>
+      </w:r>
+    </w:p>
+    <w:p>
+      <w:pPr>
+        <w:spacing w:after="183" w:line="259" w:lineRule="auto"/>
+        <w:ind w:left="-5" w:right="0"/>
+      </w:pPr>
       <w:r>
         <w:rPr>
           <w:b/>
-          <w:bCs/>
         </w:rPr>
         <w:t>Re: Health Information Management / Coding Position</w:t>
       </w:r>
-    </w:p>
-    <w:p>
-      <w:r>
-        <w:t>Dear Hiring Manager,</w:t>
-      </w:r>
-    </w:p>
-    <w:p>
-      <w:r>
-        <w:t xml:space="preserve">I am an Associate of Applied Science candidate in Health Information Management at Columbus State Community College and </w:t>
-      </w:r>
-      <w:r>
-        <w:t>will be taking my</w:t>
-      </w:r>
-      <w:r>
-        <w:t xml:space="preserve"> RHIT exam</w:t>
-      </w:r>
-      <w:r>
-        <w:t xml:space="preserve"> this Spring</w:t>
-      </w:r>
-      <w:r>
-        <w:t>. I am seeking an entry-level HIM or coding role where I can apply my training in ICD-10-CM/PCS and CPT/HCPCS coding, release of information, compliance, and healthcare data analysis.</w:t>
-      </w:r>
-    </w:p>
-    <w:p>
-      <w:r>
-        <w:t>Through my project-based, virtual practicum with the Ohio Health Information Management Association Virtual Internship Program, I learned and practiced inpatient and outpatient coding, documentation review for accuracy and specificity, HIPAA</w:t>
-      </w:r>
       <w:r>
         <w:t xml:space="preserve"> </w:t>
       </w:r>
-      <w:r>
-        <w:t>compliant release of information procedures, and quality improvement reporting using Excel and Access. While this experience was academic rather than employment</w:t>
-      </w:r>
+    </w:p>
+    <w:p>
+      <w:pPr>
+        <w:ind w:left="-5" w:right="0"/>
+      </w:pPr>
+      <w:r>
+        <w:t xml:space="preserve">Dear Hiring Manager, </w:t>
+      </w:r>
+    </w:p>
+    <w:p>
+      <w:pPr>
+        <w:spacing w:after="0" w:line="259" w:lineRule="auto"/>
+        <w:ind w:left="0" w:right="0" w:firstLine="0"/>
+      </w:pPr>
+      <w:r>
+        <w:t>I am a Registered Health Information Technician (RHIT) with an Associate of Applied Science in Health Information Management Technology from Columbus State Community College. I am seeking an entry-level HIM or coding role where I can apply my training in ICD-10-CM/PCS and CPT/HCPCS coding, release of information, compliance, and healthcare data analysis.</w:t>
+      </w:r>
+    </w:p>
+    <w:p>
+      <w:pPr>
+        <w:spacing w:after="0" w:line="259" w:lineRule="auto"/>
+        <w:ind w:left="0" w:right="0" w:firstLine="0"/>
+      </w:pPr>
+    </w:p>
+    <w:p>
+      <w:pPr>
+        <w:spacing w:after="0" w:line="259" w:lineRule="auto"/>
+        <w:ind w:left="0" w:right="0" w:firstLine="0"/>
+      </w:pPr>
+      <w:r>
+        <w:t>Through the OHIMA Virtual Internship Program, I completed hands-on practicum training in inpatient and outpatient coding, documentation review for accuracy and specificity, HIPAA-compliant release of information procedures, and quality improvement reporting. I bring meticulous attention to detail, a strong compliance orientation, and consistent dependability to every task I take on.</w:t>
+      </w:r>
+    </w:p>
+    <w:p>
+      <w:pPr>
+        <w:spacing w:after="0" w:line="259" w:lineRule="auto"/>
+        <w:ind w:left="0" w:right="0" w:firstLine="0"/>
+      </w:pPr>
+    </w:p>
+    <w:p>
+      <w:pPr>
+        <w:spacing w:after="0" w:line="259" w:lineRule="auto"/>
+        <w:ind w:left="0" w:right="0" w:firstLine="0"/>
+      </w:pPr>
+      <w:r>
+        <w:t>I would welcome the opportunity to bring these skills to your team and am happy to discuss my qualifications at your convenience.</w:t>
+      </w:r>
+    </w:p>
+    <w:p>
+      <w:pPr>
+        <w:spacing w:after="0" w:line="259" w:lineRule="auto"/>
+        <w:ind w:left="0" w:right="0" w:firstLine="0"/>
+      </w:pPr>
+    </w:p>
+    <w:p>
+      <w:pPr>
+        <w:spacing w:after="0" w:line="259" w:lineRule="auto"/>
+        <w:ind w:left="0" w:right="0" w:firstLine="0"/>
+      </w:pPr>
+      <w:r>
+        <w:t xml:space="preserve">Sincerely, </w:t>
+      </w:r>
+    </w:p>
+    <w:p>
+      <w:pPr>
+        <w:spacing w:after="0" w:line="259" w:lineRule="auto"/>
+        <w:ind w:left="0" w:right="0" w:firstLine="0"/>
+      </w:pPr>
+      <w:r>
+        <w:t>Suzanna Bolich</w:t>
+      </w:r>
+    </w:p>
+    <w:p>
+      <w:pPr>
+        <w:spacing w:after="0" w:line="259" w:lineRule="auto"/>
+        <w:ind w:left="0" w:right="0" w:firstLine="0"/>
+      </w:pPr>
       <w:r>
         <w:t xml:space="preserve"> </w:t>
       </w:r>
-      <w:r>
-        <w:t xml:space="preserve">based, it provided </w:t>
-      </w:r>
-      <w:r>
-        <w:t>firsthand</w:t>
-      </w:r>
-      <w:r>
-        <w:t xml:space="preserve"> training in real-world HIM workflows. I am </w:t>
-      </w:r>
-      <w:r>
-        <w:t>c</w:t>
-      </w:r>
-      <w:r>
-        <w:t>onsistently accurate, organized, and dependable in completing assigned tasks.</w:t>
-      </w:r>
-    </w:p>
-    <w:p>
-      <w:r>
-        <w:t>I would value the opportunity to contribute these skills to your team. Thank you for your time and consideration. I look forward to the opportunity to discuss my qualifications further.</w:t>
-      </w:r>
-    </w:p>
-    <w:p>
-      <w:r>
-        <w:t>Sincerely,</w:t>
-      </w:r>
-      <w:r>
-        <w:br/>
-        <w:t>Suzanna Bolich</w:t>
-      </w:r>
-    </w:p>
-    <w:p/>
+    </w:p>
     <w:sectPr>
       <w:pgSz w:w="12240" w:h="15840"/>
-      <w:pgMar w:top="1440" w:right="1440" w:bottom="1440" w:left="1440" w:header="720" w:footer="720" w:gutter="0"/>
+      <w:pgMar w:top="1440" w:right="1479" w:bottom="1440" w:left="1440" w:header="720" w:footer="720" w:gutter="0"/>
       <w:cols w:space="720"/>
-      <w:docGrid w:linePitch="360"/>
     </w:sectPr>
   </w:body>
 </w:document>
@@ -137,7 +221,7 @@
   <w:docDefaults>
     <w:rPrDefault>
       <w:rPr>
-        <w:rFonts w:asciiTheme="minorHAnsi" w:eastAsiaTheme="minorHAnsi" w:hAnsiTheme="minorHAnsi" w:cstheme="minorBidi"/>
+        <w:rFonts w:asciiTheme="minorHAnsi" w:eastAsiaTheme="minorEastAsia" w:hAnsiTheme="minorHAnsi" w:cstheme="minorBidi"/>
         <w:kern w:val="2"/>
         <w:sz w:val="24"/>
         <w:szCs w:val="24"/>
@@ -532,211 +616,18 @@
   <w:style w:type="paragraph" w:default="1" w:styleId="Normal">
     <w:name w:val="Normal"/>
     <w:qFormat/>
-    <w:rsid w:val="00C641FF"/>
-  </w:style>
-  <w:style w:type="paragraph" w:styleId="Heading1">
-    <w:name w:val="heading 1"/>
-    <w:basedOn w:val="Normal"/>
-    <w:next w:val="Normal"/>
-    <w:link w:val="Heading1Char"/>
-    <w:uiPriority w:val="9"/>
-    <w:qFormat/>
-    <w:rsid w:val="00C641FF"/>
     <w:pPr>
-      <w:keepNext/>
-      <w:keepLines/>
-      <w:spacing w:before="360" w:after="80"/>
-      <w:outlineLvl w:val="0"/>
+      <w:spacing w:after="171" w:line="269" w:lineRule="auto"/>
+      <w:ind w:left="10" w:right="6978" w:hanging="10"/>
     </w:pPr>
     <w:rPr>
-      <w:rFonts w:asciiTheme="majorHAnsi" w:eastAsiaTheme="majorEastAsia" w:hAnsiTheme="majorHAnsi" w:cstheme="majorBidi"/>
-      <w:color w:val="0F4761" w:themeColor="accent1" w:themeShade="BF"/>
-      <w:sz w:val="40"/>
-      <w:szCs w:val="40"/>
-    </w:rPr>
-  </w:style>
-  <w:style w:type="paragraph" w:styleId="Heading2">
-    <w:name w:val="heading 2"/>
-    <w:basedOn w:val="Normal"/>
-    <w:next w:val="Normal"/>
-    <w:link w:val="Heading2Char"/>
-    <w:uiPriority w:val="9"/>
-    <w:semiHidden/>
-    <w:unhideWhenUsed/>
-    <w:qFormat/>
-    <w:rsid w:val="00C641FF"/>
-    <w:pPr>
-      <w:keepNext/>
-      <w:keepLines/>
-      <w:spacing w:before="160" w:after="80"/>
-      <w:outlineLvl w:val="1"/>
-    </w:pPr>
-    <w:rPr>
-      <w:rFonts w:asciiTheme="majorHAnsi" w:eastAsiaTheme="majorEastAsia" w:hAnsiTheme="majorHAnsi" w:cstheme="majorBidi"/>
-      <w:color w:val="0F4761" w:themeColor="accent1" w:themeShade="BF"/>
-      <w:sz w:val="32"/>
-      <w:szCs w:val="32"/>
-    </w:rPr>
-  </w:style>
-  <w:style w:type="paragraph" w:styleId="Heading3">
-    <w:name w:val="heading 3"/>
-    <w:basedOn w:val="Normal"/>
-    <w:next w:val="Normal"/>
-    <w:link w:val="Heading3Char"/>
-    <w:uiPriority w:val="9"/>
-    <w:semiHidden/>
-    <w:unhideWhenUsed/>
-    <w:qFormat/>
-    <w:rsid w:val="00C641FF"/>
-    <w:pPr>
-      <w:keepNext/>
-      <w:keepLines/>
-      <w:spacing w:before="160" w:after="80"/>
-      <w:outlineLvl w:val="2"/>
-    </w:pPr>
-    <w:rPr>
-      <w:rFonts w:eastAsiaTheme="majorEastAsia" w:cstheme="majorBidi"/>
-      <w:color w:val="0F4761" w:themeColor="accent1" w:themeShade="BF"/>
-      <w:sz w:val="28"/>
-      <w:szCs w:val="28"/>
-    </w:rPr>
-  </w:style>
-  <w:style w:type="paragraph" w:styleId="Heading4">
-    <w:name w:val="heading 4"/>
-    <w:basedOn w:val="Normal"/>
-    <w:next w:val="Normal"/>
-    <w:link w:val="Heading4Char"/>
-    <w:uiPriority w:val="9"/>
-    <w:semiHidden/>
-    <w:unhideWhenUsed/>
-    <w:qFormat/>
-    <w:rsid w:val="00C641FF"/>
-    <w:pPr>
-      <w:keepNext/>
-      <w:keepLines/>
-      <w:spacing w:before="80" w:after="40"/>
-      <w:outlineLvl w:val="3"/>
-    </w:pPr>
-    <w:rPr>
-      <w:rFonts w:eastAsiaTheme="majorEastAsia" w:cstheme="majorBidi"/>
-      <w:i/>
-      <w:iCs/>
-      <w:color w:val="0F4761" w:themeColor="accent1" w:themeShade="BF"/>
-    </w:rPr>
-  </w:style>
-  <w:style w:type="paragraph" w:styleId="Heading5">
-    <w:name w:val="heading 5"/>
-    <w:basedOn w:val="Normal"/>
-    <w:next w:val="Normal"/>
-    <w:link w:val="Heading5Char"/>
-    <w:uiPriority w:val="9"/>
-    <w:semiHidden/>
-    <w:unhideWhenUsed/>
-    <w:qFormat/>
-    <w:rsid w:val="00C641FF"/>
-    <w:pPr>
-      <w:keepNext/>
-      <w:keepLines/>
-      <w:spacing w:before="80" w:after="40"/>
-      <w:outlineLvl w:val="4"/>
-    </w:pPr>
-    <w:rPr>
-      <w:rFonts w:eastAsiaTheme="majorEastAsia" w:cstheme="majorBidi"/>
-      <w:color w:val="0F4761" w:themeColor="accent1" w:themeShade="BF"/>
-    </w:rPr>
-  </w:style>
-  <w:style w:type="paragraph" w:styleId="Heading6">
-    <w:name w:val="heading 6"/>
-    <w:basedOn w:val="Normal"/>
-    <w:next w:val="Normal"/>
-    <w:link w:val="Heading6Char"/>
-    <w:uiPriority w:val="9"/>
-    <w:semiHidden/>
-    <w:unhideWhenUsed/>
-    <w:qFormat/>
-    <w:rsid w:val="00C641FF"/>
-    <w:pPr>
-      <w:keepNext/>
-      <w:keepLines/>
-      <w:spacing w:before="40" w:after="0"/>
-      <w:outlineLvl w:val="5"/>
-    </w:pPr>
-    <w:rPr>
-      <w:rFonts w:eastAsiaTheme="majorEastAsia" w:cstheme="majorBidi"/>
-      <w:i/>
-      <w:iCs/>
-      <w:color w:val="595959" w:themeColor="text1" w:themeTint="A6"/>
-    </w:rPr>
-  </w:style>
-  <w:style w:type="paragraph" w:styleId="Heading7">
-    <w:name w:val="heading 7"/>
-    <w:basedOn w:val="Normal"/>
-    <w:next w:val="Normal"/>
-    <w:link w:val="Heading7Char"/>
-    <w:uiPriority w:val="9"/>
-    <w:semiHidden/>
-    <w:unhideWhenUsed/>
-    <w:qFormat/>
-    <w:rsid w:val="00C641FF"/>
-    <w:pPr>
-      <w:keepNext/>
-      <w:keepLines/>
-      <w:spacing w:before="40" w:after="0"/>
-      <w:outlineLvl w:val="6"/>
-    </w:pPr>
-    <w:rPr>
-      <w:rFonts w:eastAsiaTheme="majorEastAsia" w:cstheme="majorBidi"/>
-      <w:color w:val="595959" w:themeColor="text1" w:themeTint="A6"/>
-    </w:rPr>
-  </w:style>
-  <w:style w:type="paragraph" w:styleId="Heading8">
-    <w:name w:val="heading 8"/>
-    <w:basedOn w:val="Normal"/>
-    <w:next w:val="Normal"/>
-    <w:link w:val="Heading8Char"/>
-    <w:uiPriority w:val="9"/>
-    <w:semiHidden/>
-    <w:unhideWhenUsed/>
-    <w:qFormat/>
-    <w:rsid w:val="00C641FF"/>
-    <w:pPr>
-      <w:keepNext/>
-      <w:keepLines/>
-      <w:spacing w:after="0"/>
-      <w:outlineLvl w:val="7"/>
-    </w:pPr>
-    <w:rPr>
-      <w:rFonts w:eastAsiaTheme="majorEastAsia" w:cstheme="majorBidi"/>
-      <w:i/>
-      <w:iCs/>
-      <w:color w:val="272727" w:themeColor="text1" w:themeTint="D8"/>
-    </w:rPr>
-  </w:style>
-  <w:style w:type="paragraph" w:styleId="Heading9">
-    <w:name w:val="heading 9"/>
-    <w:basedOn w:val="Normal"/>
-    <w:next w:val="Normal"/>
-    <w:link w:val="Heading9Char"/>
-    <w:uiPriority w:val="9"/>
-    <w:semiHidden/>
-    <w:unhideWhenUsed/>
-    <w:qFormat/>
-    <w:rsid w:val="00C641FF"/>
-    <w:pPr>
-      <w:keepNext/>
-      <w:keepLines/>
-      <w:spacing w:after="0"/>
-      <w:outlineLvl w:val="8"/>
-    </w:pPr>
-    <w:rPr>
-      <w:rFonts w:eastAsiaTheme="majorEastAsia" w:cstheme="majorBidi"/>
-      <w:color w:val="272727" w:themeColor="text1" w:themeTint="D8"/>
+      <w:rFonts w:ascii="Calibri" w:eastAsia="Calibri" w:hAnsi="Calibri" w:cs="Calibri"/>
+      <w:color w:val="000000"/>
     </w:rPr>
   </w:style>
   <w:style w:type="character" w:default="1" w:styleId="DefaultParagraphFont">
     <w:name w:val="Default Paragraph Font"/>
     <w:uiPriority w:val="1"/>
-    <w:semiHidden/>
     <w:unhideWhenUsed/>
   </w:style>
   <w:style w:type="table" w:default="1" w:styleId="TableNormal">
@@ -760,294 +651,27 @@
     <w:semiHidden/>
     <w:unhideWhenUsed/>
   </w:style>
-  <w:style w:type="character" w:customStyle="1" w:styleId="Heading1Char">
-    <w:name w:val="Heading 1 Char"/>
+  <w:style w:type="character" w:styleId="Hyperlink">
+    <w:name w:val="Hyperlink"/>
     <w:basedOn w:val="DefaultParagraphFont"/>
-    <w:link w:val="Heading1"/>
-    <w:uiPriority w:val="9"/>
-    <w:rsid w:val="00C641FF"/>
+    <w:uiPriority w:val="99"/>
+    <w:unhideWhenUsed/>
+    <w:rsid w:val="00E01EBA"/>
     <w:rPr>
-      <w:rFonts w:asciiTheme="majorHAnsi" w:eastAsiaTheme="majorEastAsia" w:hAnsiTheme="majorHAnsi" w:cstheme="majorBidi"/>
-      <w:color w:val="0F4761" w:themeColor="accent1" w:themeShade="BF"/>
-      <w:sz w:val="40"/>
-      <w:szCs w:val="40"/>
+      <w:color w:val="467886" w:themeColor="hyperlink"/>
+      <w:u w:val="single"/>
     </w:rPr>
   </w:style>
-  <w:style w:type="character" w:customStyle="1" w:styleId="Heading2Char">
-    <w:name w:val="Heading 2 Char"/>
+  <w:style w:type="character" w:styleId="UnresolvedMention">
+    <w:name w:val="Unresolved Mention"/>
     <w:basedOn w:val="DefaultParagraphFont"/>
-    <w:link w:val="Heading2"/>
-    <w:uiPriority w:val="9"/>
+    <w:uiPriority w:val="99"/>
     <w:semiHidden/>
-    <w:rsid w:val="00C641FF"/>
+    <w:unhideWhenUsed/>
+    <w:rsid w:val="00E01EBA"/>
     <w:rPr>
-      <w:rFonts w:asciiTheme="majorHAnsi" w:eastAsiaTheme="majorEastAsia" w:hAnsiTheme="majorHAnsi" w:cstheme="majorBidi"/>
-      <w:color w:val="0F4761" w:themeColor="accent1" w:themeShade="BF"/>
-      <w:sz w:val="32"/>
-      <w:szCs w:val="32"/>
-    </w:rPr>
-  </w:style>
-  <w:style w:type="character" w:customStyle="1" w:styleId="Heading3Char">
-    <w:name w:val="Heading 3 Char"/>
-    <w:basedOn w:val="DefaultParagraphFont"/>
-    <w:link w:val="Heading3"/>
-    <w:uiPriority w:val="9"/>
-    <w:semiHidden/>
-    <w:rsid w:val="00C641FF"/>
-    <w:rPr>
-      <w:rFonts w:eastAsiaTheme="majorEastAsia" w:cstheme="majorBidi"/>
-      <w:color w:val="0F4761" w:themeColor="accent1" w:themeShade="BF"/>
-      <w:sz w:val="28"/>
-      <w:szCs w:val="28"/>
-    </w:rPr>
-  </w:style>
-  <w:style w:type="character" w:customStyle="1" w:styleId="Heading4Char">
-    <w:name w:val="Heading 4 Char"/>
-    <w:basedOn w:val="DefaultParagraphFont"/>
-    <w:link w:val="Heading4"/>
-    <w:uiPriority w:val="9"/>
-    <w:semiHidden/>
-    <w:rsid w:val="00C641FF"/>
-    <w:rPr>
-      <w:rFonts w:eastAsiaTheme="majorEastAsia" w:cstheme="majorBidi"/>
-      <w:i/>
-      <w:iCs/>
-      <w:color w:val="0F4761" w:themeColor="accent1" w:themeShade="BF"/>
-    </w:rPr>
-  </w:style>
-  <w:style w:type="character" w:customStyle="1" w:styleId="Heading5Char">
-    <w:name w:val="Heading 5 Char"/>
-    <w:basedOn w:val="DefaultParagraphFont"/>
-    <w:link w:val="Heading5"/>
-    <w:uiPriority w:val="9"/>
-    <w:semiHidden/>
-    <w:rsid w:val="00C641FF"/>
-    <w:rPr>
-      <w:rFonts w:eastAsiaTheme="majorEastAsia" w:cstheme="majorBidi"/>
-      <w:color w:val="0F4761" w:themeColor="accent1" w:themeShade="BF"/>
-    </w:rPr>
-  </w:style>
-  <w:style w:type="character" w:customStyle="1" w:styleId="Heading6Char">
-    <w:name w:val="Heading 6 Char"/>
-    <w:basedOn w:val="DefaultParagraphFont"/>
-    <w:link w:val="Heading6"/>
-    <w:uiPriority w:val="9"/>
-    <w:semiHidden/>
-    <w:rsid w:val="00C641FF"/>
-    <w:rPr>
-      <w:rFonts w:eastAsiaTheme="majorEastAsia" w:cstheme="majorBidi"/>
-      <w:i/>
-      <w:iCs/>
-      <w:color w:val="595959" w:themeColor="text1" w:themeTint="A6"/>
-    </w:rPr>
-  </w:style>
-  <w:style w:type="character" w:customStyle="1" w:styleId="Heading7Char">
-    <w:name w:val="Heading 7 Char"/>
-    <w:basedOn w:val="DefaultParagraphFont"/>
-    <w:link w:val="Heading7"/>
-    <w:uiPriority w:val="9"/>
-    <w:semiHidden/>
-    <w:rsid w:val="00C641FF"/>
-    <w:rPr>
-      <w:rFonts w:eastAsiaTheme="majorEastAsia" w:cstheme="majorBidi"/>
-      <w:color w:val="595959" w:themeColor="text1" w:themeTint="A6"/>
-    </w:rPr>
-  </w:style>
-  <w:style w:type="character" w:customStyle="1" w:styleId="Heading8Char">
-    <w:name w:val="Heading 8 Char"/>
-    <w:basedOn w:val="DefaultParagraphFont"/>
-    <w:link w:val="Heading8"/>
-    <w:uiPriority w:val="9"/>
-    <w:semiHidden/>
-    <w:rsid w:val="00C641FF"/>
-    <w:rPr>
-      <w:rFonts w:eastAsiaTheme="majorEastAsia" w:cstheme="majorBidi"/>
-      <w:i/>
-      <w:iCs/>
-      <w:color w:val="272727" w:themeColor="text1" w:themeTint="D8"/>
-    </w:rPr>
-  </w:style>
-  <w:style w:type="character" w:customStyle="1" w:styleId="Heading9Char">
-    <w:name w:val="Heading 9 Char"/>
-    <w:basedOn w:val="DefaultParagraphFont"/>
-    <w:link w:val="Heading9"/>
-    <w:uiPriority w:val="9"/>
-    <w:semiHidden/>
-    <w:rsid w:val="00C641FF"/>
-    <w:rPr>
-      <w:rFonts w:eastAsiaTheme="majorEastAsia" w:cstheme="majorBidi"/>
-      <w:color w:val="272727" w:themeColor="text1" w:themeTint="D8"/>
-    </w:rPr>
-  </w:style>
-  <w:style w:type="paragraph" w:styleId="Title">
-    <w:name w:val="Title"/>
-    <w:basedOn w:val="Normal"/>
-    <w:next w:val="Normal"/>
-    <w:link w:val="TitleChar"/>
-    <w:uiPriority w:val="10"/>
-    <w:qFormat/>
-    <w:rsid w:val="00C641FF"/>
-    <w:pPr>
-      <w:spacing w:after="80" w:line="240" w:lineRule="auto"/>
-      <w:contextualSpacing/>
-    </w:pPr>
-    <w:rPr>
-      <w:rFonts w:asciiTheme="majorHAnsi" w:eastAsiaTheme="majorEastAsia" w:hAnsiTheme="majorHAnsi" w:cstheme="majorBidi"/>
-      <w:spacing w:val="-10"/>
-      <w:kern w:val="28"/>
-      <w:sz w:val="56"/>
-      <w:szCs w:val="56"/>
-    </w:rPr>
-  </w:style>
-  <w:style w:type="character" w:customStyle="1" w:styleId="TitleChar">
-    <w:name w:val="Title Char"/>
-    <w:basedOn w:val="DefaultParagraphFont"/>
-    <w:link w:val="Title"/>
-    <w:uiPriority w:val="10"/>
-    <w:rsid w:val="00C641FF"/>
-    <w:rPr>
-      <w:rFonts w:asciiTheme="majorHAnsi" w:eastAsiaTheme="majorEastAsia" w:hAnsiTheme="majorHAnsi" w:cstheme="majorBidi"/>
-      <w:spacing w:val="-10"/>
-      <w:kern w:val="28"/>
-      <w:sz w:val="56"/>
-      <w:szCs w:val="56"/>
-    </w:rPr>
-  </w:style>
-  <w:style w:type="paragraph" w:styleId="Subtitle">
-    <w:name w:val="Subtitle"/>
-    <w:basedOn w:val="Normal"/>
-    <w:next w:val="Normal"/>
-    <w:link w:val="SubtitleChar"/>
-    <w:uiPriority w:val="11"/>
-    <w:qFormat/>
-    <w:rsid w:val="00C641FF"/>
-    <w:pPr>
-      <w:numPr>
-        <w:ilvl w:val="1"/>
-      </w:numPr>
-    </w:pPr>
-    <w:rPr>
-      <w:rFonts w:eastAsiaTheme="majorEastAsia" w:cstheme="majorBidi"/>
-      <w:color w:val="595959" w:themeColor="text1" w:themeTint="A6"/>
-      <w:spacing w:val="15"/>
-      <w:sz w:val="28"/>
-      <w:szCs w:val="28"/>
-    </w:rPr>
-  </w:style>
-  <w:style w:type="character" w:customStyle="1" w:styleId="SubtitleChar">
-    <w:name w:val="Subtitle Char"/>
-    <w:basedOn w:val="DefaultParagraphFont"/>
-    <w:link w:val="Subtitle"/>
-    <w:uiPriority w:val="11"/>
-    <w:rsid w:val="00C641FF"/>
-    <w:rPr>
-      <w:rFonts w:eastAsiaTheme="majorEastAsia" w:cstheme="majorBidi"/>
-      <w:color w:val="595959" w:themeColor="text1" w:themeTint="A6"/>
-      <w:spacing w:val="15"/>
-      <w:sz w:val="28"/>
-      <w:szCs w:val="28"/>
-    </w:rPr>
-  </w:style>
-  <w:style w:type="paragraph" w:styleId="ListParagraph">
-    <w:name w:val="List Paragraph"/>
-    <w:basedOn w:val="Normal"/>
-    <w:uiPriority w:val="34"/>
-    <w:qFormat/>
-    <w:rsid w:val="00C641FF"/>
-    <w:pPr>
-      <w:ind w:left="720"/>
-      <w:contextualSpacing/>
-    </w:pPr>
-  </w:style>
-  <w:style w:type="paragraph" w:styleId="Quote">
-    <w:name w:val="Quote"/>
-    <w:basedOn w:val="Normal"/>
-    <w:next w:val="Normal"/>
-    <w:link w:val="QuoteChar"/>
-    <w:uiPriority w:val="29"/>
-    <w:qFormat/>
-    <w:rsid w:val="00C641FF"/>
-    <w:pPr>
-      <w:spacing w:before="160"/>
-      <w:jc w:val="center"/>
-    </w:pPr>
-    <w:rPr>
-      <w:i/>
-      <w:iCs/>
-      <w:color w:val="404040" w:themeColor="text1" w:themeTint="BF"/>
-    </w:rPr>
-  </w:style>
-  <w:style w:type="character" w:customStyle="1" w:styleId="QuoteChar">
-    <w:name w:val="Quote Char"/>
-    <w:basedOn w:val="DefaultParagraphFont"/>
-    <w:link w:val="Quote"/>
-    <w:uiPriority w:val="29"/>
-    <w:rsid w:val="00C641FF"/>
-    <w:rPr>
-      <w:i/>
-      <w:iCs/>
-      <w:color w:val="404040" w:themeColor="text1" w:themeTint="BF"/>
-    </w:rPr>
-  </w:style>
-  <w:style w:type="paragraph" w:styleId="IntenseQuote">
-    <w:name w:val="Intense Quote"/>
-    <w:basedOn w:val="Normal"/>
-    <w:next w:val="Normal"/>
-    <w:link w:val="IntenseQuoteChar"/>
-    <w:uiPriority w:val="30"/>
-    <w:qFormat/>
-    <w:rsid w:val="00C641FF"/>
-    <w:pPr>
-      <w:pBdr>
-        <w:top w:val="single" w:sz="4" w:space="10" w:color="0F4761" w:themeColor="accent1" w:themeShade="BF"/>
-        <w:bottom w:val="single" w:sz="4" w:space="10" w:color="0F4761" w:themeColor="accent1" w:themeShade="BF"/>
-      </w:pBdr>
-      <w:spacing w:before="360" w:after="360"/>
-      <w:ind w:left="864" w:right="864"/>
-      <w:jc w:val="center"/>
-    </w:pPr>
-    <w:rPr>
-      <w:i/>
-      <w:iCs/>
-      <w:color w:val="0F4761" w:themeColor="accent1" w:themeShade="BF"/>
-    </w:rPr>
-  </w:style>
-  <w:style w:type="character" w:customStyle="1" w:styleId="IntenseQuoteChar">
-    <w:name w:val="Intense Quote Char"/>
-    <w:basedOn w:val="DefaultParagraphFont"/>
-    <w:link w:val="IntenseQuote"/>
-    <w:uiPriority w:val="30"/>
-    <w:rsid w:val="00C641FF"/>
-    <w:rPr>
-      <w:i/>
-      <w:iCs/>
-      <w:color w:val="0F4761" w:themeColor="accent1" w:themeShade="BF"/>
-    </w:rPr>
-  </w:style>
-  <w:style w:type="character" w:styleId="IntenseEmphasis">
-    <w:name w:val="Intense Emphasis"/>
-    <w:basedOn w:val="DefaultParagraphFont"/>
-    <w:uiPriority w:val="21"/>
-    <w:qFormat/>
-    <w:rsid w:val="00C641FF"/>
-    <w:rPr>
-      <w:i/>
-      <w:iCs/>
-      <w:color w:val="0F4761" w:themeColor="accent1" w:themeShade="BF"/>
-    </w:rPr>
-  </w:style>
-  <w:style w:type="character" w:styleId="IntenseReference">
-    <w:name w:val="Intense Reference"/>
-    <w:basedOn w:val="DefaultParagraphFont"/>
-    <w:uiPriority w:val="32"/>
-    <w:qFormat/>
-    <w:rsid w:val="00C641FF"/>
-    <w:rPr>
-      <w:b/>
-      <w:bCs/>
-      <w:smallCaps/>
-      <w:color w:val="0F4761" w:themeColor="accent1" w:themeShade="BF"/>
-      <w:spacing w:val="5"/>
+      <w:color w:val="605E5C"/>
+      <w:shd w:val="clear" w:color="auto" w:fill="E1DFDD"/>
     </w:rPr>
   </w:style>
 </w:styles>
@@ -1259,13 +883,6 @@
         </a:gradFill>
       </a:fillStyleLst>
       <a:lnStyleLst>
-        <a:ln w="6350" cap="flat" cmpd="sng" algn="ctr">
-          <a:solidFill>
-            <a:schemeClr val="phClr"/>
-          </a:solidFill>
-          <a:prstDash val="solid"/>
-          <a:miter lim="800000"/>
-        </a:ln>
         <a:ln w="12700" cap="flat" cmpd="sng" algn="ctr">
           <a:solidFill>
             <a:schemeClr val="phClr"/>
@@ -1274,6 +891,13 @@
           <a:miter lim="800000"/>
         </a:ln>
         <a:ln w="19050" cap="flat" cmpd="sng" algn="ctr">
+          <a:solidFill>
+            <a:schemeClr val="phClr"/>
+          </a:solidFill>
+          <a:prstDash val="solid"/>
+          <a:miter lim="800000"/>
+        </a:ln>
+        <a:ln w="25400" cap="flat" cmpd="sng" algn="ctr">
           <a:solidFill>
             <a:schemeClr val="phClr"/>
           </a:solidFill>
@@ -1338,7 +962,27 @@
       </a:bgFillStyleLst>
     </a:fmtScheme>
   </a:themeElements>
-  <a:objectDefaults/>
+  <a:objectDefaults>
+    <a:lnDef>
+      <a:spPr/>
+      <a:bodyPr/>
+      <a:lstStyle/>
+      <a:style>
+        <a:lnRef idx="2">
+          <a:schemeClr val="accent1"/>
+        </a:lnRef>
+        <a:fillRef idx="0">
+          <a:schemeClr val="accent1"/>
+        </a:fillRef>
+        <a:effectRef idx="1">
+          <a:schemeClr val="accent1"/>
+        </a:effectRef>
+        <a:fontRef idx="minor">
+          <a:schemeClr val="tx1"/>
+        </a:fontRef>
+      </a:style>
+    </a:lnDef>
+  </a:objectDefaults>
   <a:extraClrSchemeLst/>
   <a:extLst>
     <a:ext uri="{05A4C25C-085E-4340-85A3-A5531E510DB2}">

--- a/images/Bolich_Suzanna_CoverLetter.docx
+++ b/images/Bolich_Suzanna_CoverLetter.docx
@@ -48,14 +48,22 @@
         <w:spacing w:after="0"/>
         <w:ind w:left="-5" w:right="0"/>
       </w:pPr>
-      <w:r>
-        <w:t>linkedin.com/in/</w:t>
-      </w:r>
-      <w:proofErr w:type="spellStart"/>
-      <w:r>
-        <w:t>suzanna-bolich</w:t>
-      </w:r>
-      <w:proofErr w:type="spellEnd"/>
+      <w:hyperlink r:id="rId5" w:history="1">
+        <w:r>
+          <w:rPr>
+            <w:rStyle w:val="Hyperlink"/>
+          </w:rPr>
+          <w:t>linkedin.com/in/</w:t>
+        </w:r>
+        <w:proofErr w:type="spellStart"/>
+        <w:r>
+          <w:rPr>
+            <w:rStyle w:val="Hyperlink"/>
+          </w:rPr>
+          <w:t>suzanna-bolich</w:t>
+        </w:r>
+        <w:proofErr w:type="spellEnd"/>
+      </w:hyperlink>
       <w:r>
         <w:t xml:space="preserve"> </w:t>
       </w:r>
@@ -64,8 +72,23 @@
       <w:pPr>
         <w:spacing w:after="0"/>
         <w:ind w:left="-5" w:right="0"/>
-      </w:pPr>
-      <w:r>
+        <w:rPr>
+          <w:rStyle w:val="Hyperlink"/>
+        </w:rPr>
+      </w:pPr>
+      <w:r>
+        <w:fldChar w:fldCharType="begin"/>
+      </w:r>
+      <w:r>
+        <w:instrText>HYPERLINK "sbolich.com"</w:instrText>
+      </w:r>
+      <w:r>
+        <w:fldChar w:fldCharType="separate"/>
+      </w:r>
+      <w:r>
+        <w:rPr>
+          <w:rStyle w:val="Hyperlink"/>
+        </w:rPr>
         <w:t>sbolich.com</w:t>
       </w:r>
     </w:p>
@@ -74,16 +97,16 @@
         <w:spacing w:after="0"/>
         <w:ind w:left="-5" w:right="0"/>
       </w:pPr>
-    </w:p>
-    <w:p>
-      <w:pPr>
-        <w:ind w:left="-5" w:right="0"/>
-      </w:pPr>
-      <w:r>
-        <w:t>May 15, 2026</w:t>
-      </w:r>
-      <w:r>
-        <w:t xml:space="preserve"> </w:t>
+      <w:r>
+        <w:fldChar w:fldCharType="end"/>
+      </w:r>
+    </w:p>
+    <w:p>
+      <w:pPr>
+        <w:ind w:left="-5" w:right="0"/>
+      </w:pPr>
+      <w:r>
+        <w:t xml:space="preserve">May 15, 2026 </w:t>
       </w:r>
     </w:p>
     <w:p>
@@ -628,6 +651,7 @@
   <w:style w:type="character" w:default="1" w:styleId="DefaultParagraphFont">
     <w:name w:val="Default Paragraph Font"/>
     <w:uiPriority w:val="1"/>
+    <w:semiHidden/>
     <w:unhideWhenUsed/>
   </w:style>
   <w:style w:type="table" w:default="1" w:styleId="TableNormal">
